--- a/submission_ready/tuberculosis_longitudinal_20260318/03_Tuberculosis_Cover_Letter.docx
+++ b/submission_ready/tuberculosis_longitudinal_20260318/03_Tuberculosis_Cover_Letter.docx
@@ -26,7 +26,7 @@
         <w:rPr>
           <w:b w:val="0"/>
         </w:rPr>
-        <w:t>I am submitting the manuscript "Longitudinal reanalysis of a prospective tuberculosis blood RNA-sequencing cohort suggests follow-up dynamics in coordinated host-response programs" for consideration as an Original Article in Tuberculosis.</w:t>
+        <w:t>I am submitting the manuscript "Longitudinal blood RNA-sequencing in a prospective tuberculosis cohort reveals dynamic host-response programs during follow-up" for consideration as an Original Article in Tuberculosis.</w:t>
       </w:r>
     </w:p>
     <w:p>
